--- a/evidencias/fase1/individual/1.3_APT122_AutoevaluacionFase1.docx
+++ b/evidencias/fase1/individual/1.3_APT122_AutoevaluacionFase1.docx
@@ -6220,39 +6220,7 @@
               </w:rPr>
             </w:pPr>
             <w:r>
-              <w:rPr>
-                <w:rFonts w:asciiTheme="minorHAnsi" w:hAnsiTheme="minorHAnsi" w:eastAsiaTheme="minorEastAsia" w:cstheme="minorBidi"/>
-                <w:color w:val="000000" w:themeColor="text1"/>
-              </w:rPr>
-              <w:t>Describ</w:t>
-            </w:r>
-            <w:r>
-              <w:rPr>
-                <w:rFonts w:asciiTheme="minorHAnsi" w:hAnsiTheme="minorHAnsi" w:eastAsiaTheme="minorEastAsia" w:cstheme="minorBidi"/>
-                <w:color w:val="000000" w:themeColor="text1"/>
-              </w:rPr>
-              <w:t>í</w:t>
-            </w:r>
-            <w:r>
-              <w:rPr>
-                <w:rFonts w:asciiTheme="minorHAnsi" w:hAnsiTheme="minorHAnsi" w:eastAsiaTheme="minorEastAsia" w:cstheme="minorBidi"/>
-                <w:color w:val="000000" w:themeColor="text1"/>
-              </w:rPr>
-              <w:t xml:space="preserve"> brevemente en qué consiste el proyecto APT, justificando la relevancia, impacto o beneficio (real o simulado) que tendría en el campo laboral de </w:t>
-            </w:r>
-            <w:r>
-              <w:rPr>
-                <w:rFonts w:asciiTheme="minorHAnsi" w:hAnsiTheme="minorHAnsi" w:eastAsiaTheme="minorEastAsia" w:cstheme="minorBidi"/>
-                <w:color w:val="000000" w:themeColor="text1"/>
-              </w:rPr>
-              <w:t>mi</w:t>
-            </w:r>
-            <w:r>
-              <w:rPr>
-                <w:rFonts w:asciiTheme="minorHAnsi" w:hAnsiTheme="minorHAnsi" w:eastAsiaTheme="minorEastAsia" w:cstheme="minorBidi"/>
-                <w:color w:val="000000" w:themeColor="text1"/>
-              </w:rPr>
-              <w:t xml:space="preserve"> carrera.</w:t>
+              <w:t>X</w:t>
             </w:r>
           </w:p>
         </w:tc>
@@ -6579,88 +6547,7 @@
               </w:rPr>
             </w:pPr>
             <w:r>
-              <w:rPr>
-                <w:rFonts w:asciiTheme="minorHAnsi" w:hAnsiTheme="minorHAnsi" w:eastAsiaTheme="minorEastAsia" w:cstheme="minorBidi"/>
-                <w:color w:val="000000" w:themeColor="text1"/>
-              </w:rPr>
-              <w:t xml:space="preserve">Describí </w:t>
-            </w:r>
-            <w:r>
-              <w:rPr>
-                <w:rFonts w:asciiTheme="minorHAnsi" w:hAnsiTheme="minorHAnsi" w:eastAsiaTheme="minorEastAsia" w:cstheme="minorBidi"/>
-                <w:color w:val="000000" w:themeColor="text1"/>
-              </w:rPr>
-              <w:t xml:space="preserve">una relación coherente entre </w:t>
-            </w:r>
-            <w:r>
-              <w:rPr>
-                <w:rFonts w:asciiTheme="minorHAnsi" w:hAnsiTheme="minorHAnsi" w:eastAsiaTheme="minorEastAsia" w:cstheme="minorBidi"/>
-                <w:color w:val="000000" w:themeColor="text1"/>
-              </w:rPr>
-              <w:t>mi</w:t>
-            </w:r>
-            <w:r>
-              <w:rPr>
-                <w:rFonts w:asciiTheme="minorHAnsi" w:hAnsiTheme="minorHAnsi" w:eastAsiaTheme="minorEastAsia" w:cstheme="minorBidi"/>
-                <w:color w:val="000000" w:themeColor="text1"/>
-              </w:rPr>
-              <w:t xml:space="preserve"> proyecto y el perfil de egreso de </w:t>
-            </w:r>
-            <w:r>
-              <w:rPr>
-                <w:rFonts w:asciiTheme="minorHAnsi" w:hAnsiTheme="minorHAnsi" w:eastAsiaTheme="minorEastAsia" w:cstheme="minorBidi"/>
-                <w:color w:val="000000" w:themeColor="text1"/>
-              </w:rPr>
-              <w:t>mi</w:t>
-            </w:r>
-            <w:r>
-              <w:rPr>
-                <w:rFonts w:asciiTheme="minorHAnsi" w:hAnsiTheme="minorHAnsi" w:eastAsiaTheme="minorEastAsia" w:cstheme="minorBidi"/>
-                <w:color w:val="000000" w:themeColor="text1"/>
-              </w:rPr>
-              <w:t xml:space="preserve"> plan de estudio, pero no especifi</w:t>
-            </w:r>
-            <w:r>
-              <w:rPr>
-                <w:rFonts w:asciiTheme="minorHAnsi" w:hAnsiTheme="minorHAnsi" w:eastAsiaTheme="minorEastAsia" w:cstheme="minorBidi"/>
-                <w:color w:val="000000" w:themeColor="text1"/>
-              </w:rPr>
-              <w:t>que</w:t>
-            </w:r>
-            <w:r>
-              <w:rPr>
-                <w:rFonts w:asciiTheme="minorHAnsi" w:hAnsiTheme="minorHAnsi" w:eastAsiaTheme="minorEastAsia" w:cstheme="minorBidi"/>
-                <w:color w:val="000000" w:themeColor="text1"/>
-              </w:rPr>
-              <w:t xml:space="preserve"> cómo deb</w:t>
-            </w:r>
-            <w:r>
-              <w:rPr>
-                <w:rFonts w:asciiTheme="minorHAnsi" w:hAnsiTheme="minorHAnsi" w:eastAsiaTheme="minorEastAsia" w:cstheme="minorBidi"/>
-                <w:color w:val="000000" w:themeColor="text1"/>
-              </w:rPr>
-              <w:t>o</w:t>
-            </w:r>
-            <w:r>
-              <w:rPr>
-                <w:rFonts w:asciiTheme="minorHAnsi" w:hAnsiTheme="minorHAnsi" w:eastAsiaTheme="minorEastAsia" w:cstheme="minorBidi"/>
-                <w:color w:val="000000" w:themeColor="text1"/>
-              </w:rPr>
-              <w:t xml:space="preserve"> utilizar distintas competencias para desarrollar </w:t>
-            </w:r>
-            <w:r>
-              <w:rPr>
-                <w:rFonts w:asciiTheme="minorHAnsi" w:hAnsiTheme="minorHAnsi" w:eastAsiaTheme="minorEastAsia" w:cstheme="minorBidi"/>
-                <w:color w:val="000000" w:themeColor="text1"/>
-              </w:rPr>
-              <w:t>mi</w:t>
-            </w:r>
-            <w:r>
-              <w:rPr>
-                <w:rFonts w:asciiTheme="minorHAnsi" w:hAnsiTheme="minorHAnsi" w:eastAsiaTheme="minorEastAsia" w:cstheme="minorBidi"/>
-                <w:color w:val="000000" w:themeColor="text1"/>
-              </w:rPr>
-              <w:t xml:space="preserve"> Proyecto APT.</w:t>
+              <w:t>X</w:t>
             </w:r>
           </w:p>
         </w:tc>
@@ -6936,53 +6823,7 @@
               </w:rPr>
             </w:pPr>
             <w:r>
-              <w:rPr>
-                <w:rFonts w:asciiTheme="minorHAnsi" w:hAnsiTheme="minorHAnsi" w:eastAsiaTheme="minorEastAsia" w:cstheme="minorBidi"/>
-                <w:color w:val="000000" w:themeColor="text1"/>
-              </w:rPr>
-              <w:t>Mencion</w:t>
-            </w:r>
-            <w:r>
-              <w:rPr>
-                <w:rFonts w:asciiTheme="minorHAnsi" w:hAnsiTheme="minorHAnsi" w:eastAsiaTheme="minorEastAsia" w:cstheme="minorBidi"/>
-                <w:color w:val="000000" w:themeColor="text1"/>
-              </w:rPr>
-              <w:t>é mis</w:t>
-            </w:r>
-            <w:r>
-              <w:rPr>
-                <w:rFonts w:asciiTheme="minorHAnsi" w:hAnsiTheme="minorHAnsi" w:eastAsiaTheme="minorEastAsia" w:cstheme="minorBidi"/>
-                <w:color w:val="000000" w:themeColor="text1"/>
-              </w:rPr>
-              <w:t xml:space="preserve"> intereses profesionales y expli</w:t>
-            </w:r>
-            <w:r>
-              <w:rPr>
-                <w:rFonts w:asciiTheme="minorHAnsi" w:hAnsiTheme="minorHAnsi" w:eastAsiaTheme="minorEastAsia" w:cstheme="minorBidi"/>
-                <w:color w:val="000000" w:themeColor="text1"/>
-              </w:rPr>
-              <w:t>qué</w:t>
-            </w:r>
-            <w:r>
-              <w:rPr>
-                <w:rFonts w:asciiTheme="minorHAnsi" w:hAnsiTheme="minorHAnsi" w:eastAsiaTheme="minorEastAsia" w:cstheme="minorBidi"/>
-                <w:color w:val="000000" w:themeColor="text1"/>
-              </w:rPr>
-              <w:t xml:space="preserve"> con claridad cómo estos se ven reflejados en </w:t>
-            </w:r>
-            <w:r>
-              <w:rPr>
-                <w:rFonts w:asciiTheme="minorHAnsi" w:hAnsiTheme="minorHAnsi" w:eastAsiaTheme="minorEastAsia" w:cstheme="minorBidi"/>
-                <w:color w:val="000000" w:themeColor="text1"/>
-              </w:rPr>
-              <w:t>mi</w:t>
-            </w:r>
-            <w:r>
-              <w:rPr>
-                <w:rFonts w:asciiTheme="minorHAnsi" w:hAnsiTheme="minorHAnsi" w:eastAsiaTheme="minorEastAsia" w:cstheme="minorBidi"/>
-                <w:color w:val="000000" w:themeColor="text1"/>
-              </w:rPr>
-              <w:t xml:space="preserve"> proyecto. </w:t>
+              <w:t>X</w:t>
             </w:r>
           </w:p>
         </w:tc>
@@ -7206,39 +7047,7 @@
               </w:rPr>
             </w:pPr>
             <w:r>
-              <w:rPr>
-                <w:rFonts w:asciiTheme="minorHAnsi" w:hAnsiTheme="minorHAnsi" w:eastAsiaTheme="minorEastAsia" w:cstheme="minorBidi"/>
-                <w:color w:val="000000" w:themeColor="text1"/>
-              </w:rPr>
-              <w:t>Justifi</w:t>
-            </w:r>
-            <w:r>
-              <w:rPr>
-                <w:rFonts w:asciiTheme="minorHAnsi" w:hAnsiTheme="minorHAnsi" w:eastAsiaTheme="minorEastAsia" w:cstheme="minorBidi"/>
-                <w:color w:val="000000" w:themeColor="text1"/>
-              </w:rPr>
-              <w:t>qué</w:t>
-            </w:r>
-            <w:r>
-              <w:rPr>
-                <w:rFonts w:asciiTheme="minorHAnsi" w:hAnsiTheme="minorHAnsi" w:eastAsiaTheme="minorEastAsia" w:cstheme="minorBidi"/>
-                <w:color w:val="000000" w:themeColor="text1"/>
-              </w:rPr>
-              <w:t xml:space="preserve"> por qué el proyecto puede desarrollarse considerado tiempo, materiales y factores externos, y en caso de posibles dificultades plante</w:t>
-            </w:r>
-            <w:r>
-              <w:rPr>
-                <w:rFonts w:asciiTheme="minorHAnsi" w:hAnsiTheme="minorHAnsi" w:eastAsiaTheme="minorEastAsia" w:cstheme="minorBidi"/>
-                <w:color w:val="000000" w:themeColor="text1"/>
-              </w:rPr>
-              <w:t>e</w:t>
-            </w:r>
-            <w:r>
-              <w:rPr>
-                <w:rFonts w:asciiTheme="minorHAnsi" w:hAnsiTheme="minorHAnsi" w:eastAsiaTheme="minorEastAsia" w:cstheme="minorBidi"/>
-                <w:color w:val="000000" w:themeColor="text1"/>
-              </w:rPr>
-              <w:t xml:space="preserve"> como las abordaría.</w:t>
+              <w:t>X</w:t>
             </w:r>
           </w:p>
         </w:tc>
@@ -7523,25 +7332,7 @@
               </w:rPr>
             </w:pPr>
             <w:r>
-              <w:rPr>
-                <w:rFonts w:asciiTheme="minorHAnsi" w:hAnsiTheme="minorHAnsi" w:eastAsiaTheme="minorEastAsia" w:cstheme="minorBidi"/>
-                <w:color w:val="000000" w:themeColor="text1"/>
-              </w:rPr>
-              <w:t>Formul</w:t>
-            </w:r>
-            <w:r>
-              <w:rPr>
-                <w:rFonts w:asciiTheme="minorHAnsi" w:hAnsiTheme="minorHAnsi" w:eastAsiaTheme="minorEastAsia" w:cstheme="minorBidi"/>
-                <w:color w:val="000000" w:themeColor="text1"/>
-              </w:rPr>
-              <w:t>é</w:t>
-            </w:r>
-            <w:r>
-              <w:rPr>
-                <w:rFonts w:asciiTheme="minorHAnsi" w:hAnsiTheme="minorHAnsi" w:eastAsiaTheme="minorEastAsia" w:cstheme="minorBidi"/>
-                <w:color w:val="000000" w:themeColor="text1"/>
-              </w:rPr>
-              <w:t xml:space="preserve"> objetivos claros, concisos y coherentes con la disciplina y la situación a abordar.</w:t>
+              <w:t>X</w:t>
             </w:r>
           </w:p>
         </w:tc>
@@ -7716,25 +7507,7 @@
               </w:rPr>
             </w:pPr>
             <w:r>
-              <w:rPr>
-                <w:rFonts w:asciiTheme="minorHAnsi" w:hAnsiTheme="minorHAnsi" w:eastAsiaTheme="minorEastAsia" w:cstheme="minorBidi"/>
-                <w:color w:val="000000" w:themeColor="text1"/>
-              </w:rPr>
-              <w:t>Describ</w:t>
-            </w:r>
-            <w:r>
-              <w:rPr>
-                <w:rFonts w:asciiTheme="minorHAnsi" w:hAnsiTheme="minorHAnsi" w:eastAsiaTheme="minorEastAsia" w:cstheme="minorBidi"/>
-                <w:color w:val="000000" w:themeColor="text1"/>
-              </w:rPr>
-              <w:t>í</w:t>
-            </w:r>
-            <w:r>
-              <w:rPr>
-                <w:rFonts w:asciiTheme="minorHAnsi" w:hAnsiTheme="minorHAnsi" w:eastAsiaTheme="minorEastAsia" w:cstheme="minorBidi"/>
-                <w:color w:val="000000" w:themeColor="text1"/>
-              </w:rPr>
-              <w:t xml:space="preserve"> una metodología pertinente con los requerimientos disciplinares, contemplando todos los aspectos necesarios para alcanzar los objetivos planteados.</w:t>
+              <w:t>X</w:t>
             </w:r>
           </w:p>
         </w:tc>
@@ -7941,39 +7714,7 @@
               </w:rPr>
             </w:pPr>
             <w:r>
-              <w:rPr>
-                <w:rFonts w:asciiTheme="minorHAnsi" w:hAnsiTheme="minorHAnsi" w:eastAsiaTheme="minorEastAsia" w:cstheme="minorBidi"/>
-                <w:color w:val="000000" w:themeColor="text1"/>
-              </w:rPr>
-              <w:t>Establec</w:t>
-            </w:r>
-            <w:r>
-              <w:rPr>
-                <w:rFonts w:asciiTheme="minorHAnsi" w:hAnsiTheme="minorHAnsi" w:eastAsiaTheme="minorEastAsia" w:cstheme="minorBidi"/>
-                <w:color w:val="000000" w:themeColor="text1"/>
-              </w:rPr>
-              <w:t>í</w:t>
-            </w:r>
-            <w:r>
-              <w:rPr>
-                <w:rFonts w:asciiTheme="minorHAnsi" w:hAnsiTheme="minorHAnsi" w:eastAsiaTheme="minorEastAsia" w:cstheme="minorBidi"/>
-                <w:color w:val="000000" w:themeColor="text1"/>
-              </w:rPr>
-              <w:t xml:space="preserve"> un plan de trabajo con todas las actividades necesarias para cumplir </w:t>
-            </w:r>
-            <w:r>
-              <w:rPr>
-                <w:rFonts w:asciiTheme="minorHAnsi" w:hAnsiTheme="minorHAnsi" w:eastAsiaTheme="minorEastAsia" w:cstheme="minorBidi"/>
-                <w:color w:val="000000" w:themeColor="text1"/>
-              </w:rPr>
-              <w:t>mis</w:t>
-            </w:r>
-            <w:r>
-              <w:rPr>
-                <w:rFonts w:asciiTheme="minorHAnsi" w:hAnsiTheme="minorHAnsi" w:eastAsiaTheme="minorEastAsia" w:cstheme="minorBidi"/>
-                <w:color w:val="000000" w:themeColor="text1"/>
-              </w:rPr>
-              <w:t xml:space="preserve"> objetivos, teniendo en consideración los recursos, duración, facilitadores y obstaculizadores. </w:t>
+              <w:t>X</w:t>
             </w:r>
           </w:p>
         </w:tc>
@@ -8268,46 +8009,7 @@
               </w:rPr>
             </w:pPr>
             <w:r>
-              <w:rPr>
-                <w:rFonts w:asciiTheme="minorHAnsi" w:hAnsiTheme="minorHAnsi" w:eastAsiaTheme="minorEastAsia" w:cstheme="minorBidi"/>
-                <w:color w:val="000000" w:themeColor="text1"/>
-              </w:rPr>
-              <w:t xml:space="preserve">Describí </w:t>
-            </w:r>
-            <w:r>
-              <w:rPr>
-                <w:rFonts w:asciiTheme="minorHAnsi" w:hAnsiTheme="minorHAnsi" w:eastAsiaTheme="minorEastAsia" w:cstheme="minorBidi"/>
-                <w:color w:val="000000" w:themeColor="text1"/>
-              </w:rPr>
-              <w:t>evidencias que permiten dar cuenta del logro de las actividades de</w:t>
-            </w:r>
-            <w:r>
-              <w:rPr>
-                <w:rFonts w:asciiTheme="minorHAnsi" w:hAnsiTheme="minorHAnsi" w:eastAsiaTheme="minorEastAsia" w:cstheme="minorBidi"/>
-                <w:color w:val="000000" w:themeColor="text1"/>
-              </w:rPr>
-              <w:t xml:space="preserve"> mi</w:t>
-            </w:r>
-            <w:r>
-              <w:rPr>
-                <w:rFonts w:asciiTheme="minorHAnsi" w:hAnsiTheme="minorHAnsi" w:eastAsiaTheme="minorEastAsia" w:cstheme="minorBidi"/>
-                <w:color w:val="000000" w:themeColor="text1"/>
-              </w:rPr>
-              <w:t xml:space="preserve"> proyecto APT, pero no justifi</w:t>
-            </w:r>
-            <w:r>
-              <w:rPr>
-                <w:rFonts w:asciiTheme="minorHAnsi" w:hAnsiTheme="minorHAnsi" w:eastAsiaTheme="minorEastAsia" w:cstheme="minorBidi"/>
-                <w:color w:val="000000" w:themeColor="text1"/>
-              </w:rPr>
-              <w:t>qué</w:t>
-            </w:r>
-            <w:r>
-              <w:rPr>
-                <w:rFonts w:asciiTheme="minorHAnsi" w:hAnsiTheme="minorHAnsi" w:eastAsiaTheme="minorEastAsia" w:cstheme="minorBidi"/>
-                <w:color w:val="000000" w:themeColor="text1"/>
-              </w:rPr>
-              <w:t xml:space="preserve"> con claridad su selección.</w:t>
+              <w:t>X</w:t>
             </w:r>
           </w:p>
         </w:tc>
@@ -8501,45 +8203,7 @@
               </w:rPr>
             </w:pPr>
             <w:r>
-              <w:rPr>
-                <w:rFonts w:asciiTheme="minorHAnsi" w:hAnsiTheme="minorHAnsi" w:eastAsiaTheme="minorEastAsia" w:cstheme="minorBidi"/>
-                <w:color w:val="000000" w:themeColor="text1"/>
-              </w:rPr>
-              <w:t>El texto cumple con las reglas ortografía y de redacción en todos sus apartados.</w:t>
-            </w:r>
-            <w:r>
-              <w:br/>
-            </w:r>
-            <w:r>
-              <w:rPr>
-                <w:rFonts w:asciiTheme="minorHAnsi" w:hAnsiTheme="minorHAnsi" w:eastAsiaTheme="minorEastAsia" w:cstheme="minorBidi"/>
-                <w:color w:val="000000" w:themeColor="text1"/>
-              </w:rPr>
-              <w:t>Y</w:t>
-            </w:r>
-            <w:r>
-              <w:br/>
-            </w:r>
-            <w:r>
-              <w:rPr>
-                <w:rFonts w:asciiTheme="minorHAnsi" w:hAnsiTheme="minorHAnsi" w:eastAsiaTheme="minorEastAsia" w:cstheme="minorBidi"/>
-                <w:color w:val="000000" w:themeColor="text1"/>
-              </w:rPr>
-              <w:t>Utili</w:t>
-            </w:r>
-            <w:r>
-              <w:rPr>
-                <w:rFonts w:asciiTheme="minorHAnsi" w:hAnsiTheme="minorHAnsi" w:eastAsiaTheme="minorEastAsia" w:cstheme="minorBidi"/>
-                <w:color w:val="000000" w:themeColor="text1"/>
-              </w:rPr>
-              <w:t>cé</w:t>
-            </w:r>
-            <w:r>
-              <w:rPr>
-                <w:rFonts w:asciiTheme="minorHAnsi" w:hAnsiTheme="minorHAnsi" w:eastAsiaTheme="minorEastAsia" w:cstheme="minorBidi"/>
-                <w:color w:val="000000" w:themeColor="text1"/>
-              </w:rPr>
-              <w:t xml:space="preserve"> correctamente todas las normas de citación y referencias.</w:t>
+              <w:t>X</w:t>
             </w:r>
           </w:p>
         </w:tc>
@@ -8686,11 +8350,7 @@
               </w:rPr>
             </w:pPr>
             <w:r>
-              <w:rPr>
-                <w:rFonts w:asciiTheme="minorHAnsi" w:hAnsiTheme="minorHAnsi" w:eastAsiaTheme="minorEastAsia" w:cstheme="minorBidi"/>
-                <w:color w:val="000000" w:themeColor="text1"/>
-              </w:rPr>
-              <w:t>El informe cumple con todos los aspectos del formato establecido por la disciplina.</w:t>
+              <w:t>X</w:t>
             </w:r>
           </w:p>
         </w:tc>
@@ -8885,12 +8545,7 @@
               </w:rPr>
             </w:pPr>
             <w:r>
-              <w:rPr>
-                <w:rFonts w:asciiTheme="minorHAnsi" w:hAnsiTheme="minorHAnsi" w:eastAsiaTheme="minorEastAsia" w:cstheme="minorBidi"/>
-                <w:color w:val="000000" w:themeColor="text1"/>
-                <w:lang w:eastAsia="es-CL"/>
-              </w:rPr>
-              <w:t>El informe cumple con el 60% de los indicadores de calidad disciplinarios requeridos en el diseño del Proyecto APT.</w:t>
+              <w:t>X</w:t>
             </w:r>
           </w:p>
         </w:tc>
@@ -9160,6 +8815,13 @@
               </w:rPr>
             </w:pPr>
             <w:r>
+              <w:t>X</w:t>
+            </w:r>
+          </w:p>
+          <w:p>
+            <w:pPr>
+              <w:spacing w:after="0" w:line="240" w:lineRule="auto"/>
+              <w:jc w:val="both"/>
               <w:rPr>
                 <w:rFonts w:ascii="Calibri" w:hAnsi="Calibri" w:eastAsia="Calibri" w:cs="Calibri"/>
                 <w:b w:val="0"/>
@@ -9173,13 +8835,32 @@
                 <w:szCs w:val="20"/>
                 <w:lang w:val="es-ES"/>
               </w:rPr>
-              <w:t>Redacta los apartados solicitados en inglés, comunicando en un 60% en un nivel intermedio alto según lo solicitado.</w:t>
-            </w:r>
-          </w:p>
+            </w:pPr>
+          </w:p>
+        </w:tc>
+        <w:tc>
+          <w:tcPr>
+            <w:tcW w:w="2127" w:type="dxa"/>
+            <w:tcMar/>
+          </w:tcPr>
           <w:p>
             <w:pPr>
               <w:spacing w:after="0" w:line="240" w:lineRule="auto"/>
               <w:jc w:val="both"/>
+              <w:rPr>
+                <w:rFonts w:ascii="Calibri" w:hAnsi="Calibri" w:eastAsia="Calibri" w:cs="Calibri"/>
+                <w:b w:val="0"/>
+                <w:bCs w:val="0"/>
+                <w:i w:val="0"/>
+                <w:iCs w:val="0"/>
+                <w:caps w:val="0"/>
+                <w:smallCaps w:val="0"/>
+                <w:color w:val="000000" w:themeColor="text1" w:themeTint="FF" w:themeShade="FF"/>
+                <w:sz w:val="20"/>
+                <w:szCs w:val="20"/>
+              </w:rPr>
+            </w:pPr>
+            <w:r>
               <w:rPr>
                 <w:rFonts w:ascii="Calibri" w:hAnsi="Calibri" w:eastAsia="Calibri" w:cs="Calibri"/>
                 <w:b w:val="0"/>
@@ -9193,32 +8874,13 @@
                 <w:szCs w:val="20"/>
                 <w:lang w:val="es-ES"/>
               </w:rPr>
-            </w:pPr>
-          </w:p>
-        </w:tc>
-        <w:tc>
-          <w:tcPr>
-            <w:tcW w:w="2127" w:type="dxa"/>
-            <w:tcMar/>
-          </w:tcPr>
+              <w:t>Redacta los apartados solicitados en inglés, comunicando en un 30% en un nivel intermedio alto lo solicitado.</w:t>
+            </w:r>
+          </w:p>
           <w:p>
             <w:pPr>
               <w:spacing w:after="0" w:line="240" w:lineRule="auto"/>
               <w:jc w:val="both"/>
-              <w:rPr>
-                <w:rFonts w:ascii="Calibri" w:hAnsi="Calibri" w:eastAsia="Calibri" w:cs="Calibri"/>
-                <w:b w:val="0"/>
-                <w:bCs w:val="0"/>
-                <w:i w:val="0"/>
-                <w:iCs w:val="0"/>
-                <w:caps w:val="0"/>
-                <w:smallCaps w:val="0"/>
-                <w:color w:val="000000" w:themeColor="text1" w:themeTint="FF" w:themeShade="FF"/>
-                <w:sz w:val="20"/>
-                <w:szCs w:val="20"/>
-              </w:rPr>
-            </w:pPr>
-            <w:r>
               <w:rPr>
                 <w:rFonts w:ascii="Calibri" w:hAnsi="Calibri" w:eastAsia="Calibri" w:cs="Calibri"/>
                 <w:b w:val="0"/>
@@ -9232,13 +8894,32 @@
                 <w:szCs w:val="20"/>
                 <w:lang w:val="es-ES"/>
               </w:rPr>
-              <w:t>Redacta los apartados solicitados en inglés, comunicando en un 30% en un nivel intermedio alto lo solicitado.</w:t>
-            </w:r>
-          </w:p>
+            </w:pPr>
+          </w:p>
+        </w:tc>
+        <w:tc>
+          <w:tcPr>
+            <w:tcW w:w="2052" w:type="dxa"/>
+            <w:tcMar/>
+          </w:tcPr>
           <w:p>
             <w:pPr>
               <w:spacing w:after="0" w:line="240" w:lineRule="auto"/>
               <w:jc w:val="both"/>
+              <w:rPr>
+                <w:rFonts w:ascii="Calibri" w:hAnsi="Calibri" w:eastAsia="Calibri" w:cs="Calibri"/>
+                <w:b w:val="0"/>
+                <w:bCs w:val="0"/>
+                <w:i w:val="0"/>
+                <w:iCs w:val="0"/>
+                <w:caps w:val="0"/>
+                <w:smallCaps w:val="0"/>
+                <w:color w:val="000000" w:themeColor="text1" w:themeTint="FF" w:themeShade="FF"/>
+                <w:sz w:val="20"/>
+                <w:szCs w:val="20"/>
+              </w:rPr>
+            </w:pPr>
+            <w:r>
               <w:rPr>
                 <w:rFonts w:ascii="Calibri" w:hAnsi="Calibri" w:eastAsia="Calibri" w:cs="Calibri"/>
                 <w:b w:val="0"/>
@@ -9252,45 +8933,6 @@
                 <w:szCs w:val="20"/>
                 <w:lang w:val="es-ES"/>
               </w:rPr>
-            </w:pPr>
-          </w:p>
-        </w:tc>
-        <w:tc>
-          <w:tcPr>
-            <w:tcW w:w="2052" w:type="dxa"/>
-            <w:tcMar/>
-          </w:tcPr>
-          <w:p>
-            <w:pPr>
-              <w:spacing w:after="0" w:line="240" w:lineRule="auto"/>
-              <w:jc w:val="both"/>
-              <w:rPr>
-                <w:rFonts w:ascii="Calibri" w:hAnsi="Calibri" w:eastAsia="Calibri" w:cs="Calibri"/>
-                <w:b w:val="0"/>
-                <w:bCs w:val="0"/>
-                <w:i w:val="0"/>
-                <w:iCs w:val="0"/>
-                <w:caps w:val="0"/>
-                <w:smallCaps w:val="0"/>
-                <w:color w:val="000000" w:themeColor="text1" w:themeTint="FF" w:themeShade="FF"/>
-                <w:sz w:val="20"/>
-                <w:szCs w:val="20"/>
-              </w:rPr>
-            </w:pPr>
-            <w:r>
-              <w:rPr>
-                <w:rFonts w:ascii="Calibri" w:hAnsi="Calibri" w:eastAsia="Calibri" w:cs="Calibri"/>
-                <w:b w:val="0"/>
-                <w:bCs w:val="0"/>
-                <w:i w:val="0"/>
-                <w:iCs w:val="0"/>
-                <w:caps w:val="0"/>
-                <w:smallCaps w:val="0"/>
-                <w:color w:val="000000" w:themeColor="text1" w:themeTint="FF" w:themeShade="FF"/>
-                <w:sz w:val="20"/>
-                <w:szCs w:val="20"/>
-                <w:lang w:val="es-ES"/>
-              </w:rPr>
               <w:t xml:space="preserve">Redacta los apartados solicitados en inglés, pero no logra el desarrollo de las ideas solicitadas en un nivel intermedio alto. </w:t>
             </w:r>
           </w:p>
@@ -9413,6 +9055,74 @@
           <w:u w:val="single"/>
         </w:rPr>
       </w:pPr>
+    </w:p>
+    <w:p>
+      <w:r>
+        <w:rPr>
+          <w:b/>
+          <w:sz w:val="24"/>
+        </w:rPr>
+        <w:t>Abstract (español)</w:t>
+      </w:r>
+    </w:p>
+    <w:p>
+      <w:pPr>
+        <w:jc w:val="both"/>
+      </w:pPr>
+      <w:r>
+        <w:t>El presente proyecto tiene como objetivo desarrollar una plataforma multi-tenant de soporte conversacional que permita a múltiples productos SaaS ofrecer atención automatizada a sus usuarios mediante un bot con inteligencia artificial, integrado con una ticketera genérica para escalar las consultas al soporte humano. La solución se basa en un motor conversacional con RAG (Retrieval-Augmented Generation), un widget de chat embebible, un módulo de administración y paneles de métricas. Con ello se busca reducir los costos del soporte, mejorar los tiempos de respuesta y ofrecer disponibilidad continua.</w:t>
+      </w:r>
+    </w:p>
+    <w:p>
+      <w:r>
+        <w:rPr>
+          <w:b/>
+          <w:sz w:val="24"/>
+        </w:rPr>
+        <w:t>Abstract (English)</w:t>
+      </w:r>
+    </w:p>
+    <w:p>
+      <w:pPr>
+        <w:jc w:val="both"/>
+      </w:pPr>
+      <w:r>
+        <w:t>This project aims to develop a multi-tenant conversational support platform that allows multiple SaaS products to provide automated customer support through an AI-powered chatbot, integrated with a generic ticketing system to escalate queries to human support. The solution is based on a Retrieval-Augmented Generation (RAG) conversational engine, an embeddable chat widget, an administration module and metrics dashboards. The goal is to reduce support costs, improve response times and provide continuous availability.</w:t>
+      </w:r>
+    </w:p>
+    <w:p>
+      <w:r>
+        <w:rPr>
+          <w:b/>
+          <w:sz w:val="24"/>
+        </w:rPr>
+        <w:t>Individual Conclusions (English)</w:t>
+      </w:r>
+    </w:p>
+    <w:p>
+      <w:pPr>
+        <w:jc w:val="both"/>
+      </w:pPr>
+      <w:r>
+        <w:t>In this first phase, the project definition was completed, including the identification of the problem, the objectives, the methodology and the work plan. As a team, we agreed on a multi-tenant architecture that centralizes automated support for several SaaS products. Personally, I strengthened my competencies in project management and software development, and I identified testing and English communication as areas to improve. The project is feasible within the semester and I am motivated to develop it during the next phases.</w:t>
+      </w:r>
+    </w:p>
+    <w:p>
+      <w:r>
+        <w:rPr>
+          <w:b/>
+          <w:sz w:val="24"/>
+        </w:rPr>
+        <w:t>Individual Reflection (English)</w:t>
+      </w:r>
+    </w:p>
+    <w:p>
+      <w:pPr>
+        <w:jc w:val="both"/>
+      </w:pPr>
+      <w:r>
+        <w:t>During this phase I reflected on the competencies I have developed throughout my career and how they connect with my professional interests in software development and artificial intelligence. I realized that organizing work with Scrum, defining clear goals and maintaining constant communication are key to achieving good results as a team. This project will allow me to apply everything I have learned in a real context and to strengthen the areas in which I still have opportunities to improve.</w:t>
+      </w:r>
     </w:p>
     <w:sectPr>
       <w:headerReference w:type="default" r:id="rId12"/>
